--- a/docs/srs/SRS_TrackIn_v0.4.docx
+++ b/docs/srs/SRS_TrackIn_v0.4.docx
@@ -22555,6 +22555,30 @@
     </w:p>
     <w:p>
       <w:pPr>
+        <w:rPr>
+          <w:rFonts w:ascii="Times New Roman" w:hAnsi="Times New Roman" w:cs="Times New Roman"/>
+          <w:color w:val="auto"/>
+        </w:rPr>
+      </w:pPr>
+      <w:r>
+        <w:rPr>
+          <w:rFonts w:ascii="Times New Roman" w:hAnsi="Times New Roman" w:cs="Times New Roman"/>
+          <w:b/>
+          <w:bCs/>
+          <w:color w:val="auto"/>
+        </w:rPr>
+        <w:t xml:space="preserve">RF-32. </w:t>
+      </w:r>
+      <w:r>
+        <w:rPr>
+          <w:rFonts w:ascii="Times New Roman" w:hAnsi="Times New Roman" w:cs="Times New Roman"/>
+          <w:color w:val="auto"/>
+        </w:rPr>
+        <w:t>Aviso de arribo pendiente de gestión. Cuando un pedido alcanza el estado En destino, el sistema debe avisar al usuario de Planificación dentro de la propia aplicación, mediante una bandeja de pendientes, para que registre el paso a proceso aduanal. El aviso no requiere correo electrónico ni ninguna infraestructura externa.</w:t>
+      </w:r>
+    </w:p>
+    <w:p>
+      <w:pPr>
         <w:pStyle w:val="Ttulo1"/>
         <w:pageBreakBefore/>
         <w:rPr>
@@ -40259,7 +40283,7 @@
                 <w:sz w:val="20"/>
                 <w:szCs w:val="20"/>
               </w:rPr>
-              <w:t>Único valor observado: CR10 (planta Gutis). El destino es único; lo que varía es el origen.</w:t>
+              <w:t>Único valor observado: CR10, que es el centro contable de la planta. No debe confundirse con el destino físico: la reunión con Planeación del 4 de septiembre de 2026 confirmó cuatro puntos de entrada reales —Caldera, Moín, Limón y Juan Santamaría—, cada uno con su propia geocerca.</w:t>
             </w:r>
           </w:p>
         </w:tc>
@@ -43168,7 +43192,7 @@
           <w:rFonts w:ascii="Times New Roman" w:hAnsi="Times New Roman" w:cs="Times New Roman"/>
           <w:color w:val="auto"/>
         </w:rPr>
-        <w:t>La API de APM Terminals Moín, cuyo código UN/LOCODE es CRMOB, expone el historial de eventos del contenedor y la disponibilidad de importación, con entorno de pruebas. Es el dato de arribo obtenido de la fuente y cubre el punto ciego del AIS gratuito. Conviene no confundir Moín con Puerto Limón, cuyo código es CRLIO y que es una instalación distinta situada a seis kilómetros.</w:t>
+        <w:t>Se descarta integrar la API del terminal portuario. El hito de arribo lo entrega la propia fuente comercial, y el paso del estado En destino a En proceso aduanal lo ejecuta el usuario de Planificación, que recibe un aviso dentro del sistema cuando la carga llega. Conviene no confundir Moín con Puerto Limón, cuyo código es CRLIO y que es una instalación distinta situada a seis kilómetros.</w:t>
       </w:r>
     </w:p>
     <w:p>
@@ -43216,7 +43240,7 @@
           <w:rFonts w:ascii="Times New Roman" w:hAnsi="Times New Roman" w:cs="Times New Roman"/>
           <w:color w:val="auto"/>
         </w:rPr>
-        <w:t>Vizion para la vía marítima, Portcast o ShipsGo Air para la aérea, y APM Terminals Moín para la confirmación de arribo. La cobertura debe validarse con el spike TASK-28 sobre referencias reales antes de comprometer presupuesto, con el mismo método de TG-10 y TG-11. El costo es por envío rastreado y requiere cotización.</w:t>
+        <w:t>Acordada el 4 de septiembre de 2026: Vizion para la vía marítima y Portcast para la aérea, con OpenSky como capa opcional de posición en el mapa aéreo. No se integra ningún terminal portuario. La cobertura se valida con el spike TASK-28 sobre referencias reales, con el mismo método de TG-10 y TG-11. De Vizion deben cotizarse los planes Core y Professional por separado, porque el trayecto con actualización horaria que exige RF-22 solo está disponible en Professional. El costo es por envío rastreado y requiere cotización.</w:t>
       </w:r>
     </w:p>
     <w:p>
@@ -43241,6 +43265,30 @@
           <w:color w:val="auto"/>
         </w:rPr>
         <w:t>Sin la referencia de embarque —conocimiento de embarque, booking, número de contenedor o MAWB— ninguna de estas fuentes devuelve información. El Z-tracking no contiene ninguna, por lo que la asociación del identificador de rastreo que exige RF-03 es condición previa a cualquier compra.</w:t>
+      </w:r>
+    </w:p>
+    <w:p>
+      <w:pPr>
+        <w:rPr>
+          <w:rFonts w:ascii="Times New Roman" w:hAnsi="Times New Roman" w:cs="Times New Roman"/>
+          <w:color w:val="auto"/>
+        </w:rPr>
+      </w:pPr>
+      <w:r>
+        <w:rPr>
+          <w:rFonts w:ascii="Times New Roman" w:hAnsi="Times New Roman" w:cs="Times New Roman"/>
+          <w:b/>
+          <w:bCs/>
+          <w:color w:val="auto"/>
+        </w:rPr>
+        <w:t xml:space="preserve">Advertencia de licencia. </w:t>
+      </w:r>
+      <w:r>
+        <w:rPr>
+          <w:rFonts w:ascii="Times New Roman" w:hAnsi="Times New Roman" w:cs="Times New Roman"/>
+          <w:color w:val="auto"/>
+        </w:rPr>
+        <w:t>OpenSky Network concede su licencia libre únicamente para investigación y educación sin ánimo de lucro. El uso interno por parte de una entidad con fines de lucro que exceda la evaluación de la calidad de los datos exige licencia escrita. Su empleo es admisible durante esta práctica, pero antes de un despliegue productivo en Laboratorios Gutis debe tramitarse la licencia o prescindirse del mapa aéreo, cuyo valor es menor que el de los hitos de carga.</w:t>
       </w:r>
     </w:p>
     <w:sectPr>
